--- a/content/Bios/Bill_Lind.docx
+++ b/content/Bios/Bill_Lind.docx
@@ -1,154 +1,8 @@
 
 <file path=word/document.xml><?xml version="1.0" encoding="utf-8"?>
-<w:document xmlns:w14="http://schemas.microsoft.com/office/word/2010/wordml" xmlns:wp14="http://schemas.microsoft.com/office/word/2010/wordprocessingDrawing" xmlns:w="http://schemas.openxmlformats.org/wordprocessingml/2006/main" xmlns:m="http://schemas.openxmlformats.org/officeDocument/2006/math" xmlns:r="http://schemas.openxmlformats.org/officeDocument/2006/relationships" xmlns:o="urn:schemas-microsoft-com:office:office" xmlns:v="urn:schemas-microsoft-com:vml" xmlns:w10="urn:schemas-microsoft-com:office:word" xmlns:a="http://schemas.openxmlformats.org/drawingml/2006/main" xmlns:pic="http://schemas.openxmlformats.org/drawingml/2006/picture" xmlns:wp="http://schemas.openxmlformats.org/drawingml/2006/wordprocessingDrawing" xmlns:mc="http://schemas.openxmlformats.org/markup-compatibility/2006" mc:Ignorable="w14 wp14">
+<w:document xmlns:ns1="http://schemas.openxmlformats.org/markup-compatibility/2006" xmlns:ns2="http://schemas.microsoft.com/office/word/2010/wordml" xmlns:w="http://schemas.openxmlformats.org/wordprocessingml/2006/main" ns1:Ignorable="w14 wp14">
   <w:body>
-    <w:p xmlns:wp14="http://schemas.microsoft.com/office/word/2010/wordml" wp14:textId="77777777">
-      <w:pPr>
-        <w:pStyle w:val="FirstParagraph"/>
-      </w:pPr>
-      <w:r>
-        <w:rPr/>
-        <w:t>1999 Hall of Fame Inductee Bill Lind – Colorado Springs</w:t>
-      </w:r>
-      <w:r>
-        <w:rPr/>
-        <w:t xml:space="preserve"> </w:t>
-      </w:r>
-      <w:r>
-        <w:rPr/>
-        <w:t xml:space="preserve">Bill Lind played baseball in </w:t>
-      </w:r>
-      <w:r>
-        <w:rPr/>
-        <w:t>Windsor</w:t>
-      </w:r>
-      <w:r>
-        <w:rPr/>
-        <w:t xml:space="preserve"> Colorado and was in the Navy for four years. He attended UNC in</w:t>
-      </w:r>
-      <w:r>
-        <w:rPr/>
-        <w:t xml:space="preserve"> </w:t>
-      </w:r>
-      <w:r>
-        <w:rPr/>
-        <w:t>Greeley Colorado and graduated in 1964 with a BA and got an MA in 1967. Bill taught and coached</w:t>
-      </w:r>
-      <w:r>
-        <w:rPr/>
-        <w:t xml:space="preserve"> </w:t>
-      </w:r>
-      <w:r>
-        <w:rPr/>
-        <w:t>Basketball, Baseball and Football.</w:t>
-      </w:r>
-      <w:r>
-        <w:rPr/>
-        <w:t xml:space="preserve"> </w:t>
-      </w:r>
-      <w:r>
-        <w:rPr/>
-        <w:t>Bill’s experience as an umpire started with High School Baseball in La Junta in 1972. He worked games</w:t>
-      </w:r>
-      <w:r>
-        <w:rPr/>
-        <w:t xml:space="preserve"> </w:t>
-      </w:r>
-      <w:r>
-        <w:rPr/>
-        <w:t>in Lamar for about four years doing Junior College games during round robin tournaments. Bill did</w:t>
-      </w:r>
-      <w:r>
-        <w:rPr/>
-        <w:t xml:space="preserve"> </w:t>
-      </w:r>
-      <w:r>
-        <w:rPr/>
-        <w:t>High School games in and around La Junta for about six years. He then moved to Colorado Springs in</w:t>
-      </w:r>
-      <w:r>
-        <w:rPr/>
-        <w:t xml:space="preserve"> </w:t>
-      </w:r>
-      <w:r>
-        <w:rPr/>
-        <w:t>1979 and started back umpiring there in 1980 and worked until 1996.</w:t>
-      </w:r>
-      <w:r>
-        <w:rPr/>
-        <w:t xml:space="preserve"> </w:t>
-      </w:r>
-      <w:r>
-        <w:rPr/>
-        <w:t>Bill served as area director for the Colorado Springs group and helped with a few state clinics. He also</w:t>
-      </w:r>
-      <w:r>
-        <w:rPr/>
-        <w:t xml:space="preserve"> </w:t>
-      </w:r>
-      <w:r>
-        <w:rPr/>
-        <w:t>officiated</w:t>
-      </w:r>
-      <w:r>
-        <w:rPr/>
-        <w:t xml:space="preserve"> Basketball and Football for </w:t>
-      </w:r>
-      <w:r>
-        <w:rPr/>
-        <w:t>a number of</w:t>
-      </w:r>
-      <w:r>
-        <w:rPr/>
-        <w:t xml:space="preserve"> years. Bill enjoyed the time spent with athletics and</w:t>
-      </w:r>
-      <w:r>
-        <w:rPr/>
-        <w:t xml:space="preserve"> </w:t>
-      </w:r>
-      <w:r>
-        <w:rPr/>
-        <w:t>have</w:t>
-      </w:r>
-      <w:r>
-        <w:rPr/>
-        <w:t xml:space="preserve"> had many wonderful experiences with </w:t>
-      </w:r>
-      <w:r>
-        <w:rPr/>
-        <w:t>all of</w:t>
-      </w:r>
-      <w:r>
-        <w:rPr/>
-        <w:t xml:space="preserve"> the sports.</w:t>
-      </w:r>
-    </w:p>
-    <w:p>
-      <w:pPr>
-        <w:pStyle w:val="BodyText"/>
-      </w:pPr>
-    </w:p>
-    <w:p>
-      <w:pPr>
-        <w:pStyle w:val="Heading2"/>
-        <w:spacing w:before="261" w:beforeAutospacing="off" w:after="261" w:afterAutospacing="off" w:line="300" w:lineRule="auto"/>
-      </w:pPr>
-      <w:r>
-        <w:rPr>
-          <w:rFonts w:ascii="Segoe UI" w:hAnsi="Segoe UI" w:eastAsia="Segoe UI" w:cs="Segoe UI"/>
-          <w:b w:val="1"/>
-          <w:bCs w:val="1"/>
-          <w:i w:val="0"/>
-          <w:iCs w:val="0"/>
-          <w:noProof w:val="0"/>
-          <w:sz w:val="31"/>
-          <w:szCs w:val="31"/>
-          <w:lang w:val="en-US"/>
-        </w:rPr>
-        <w:t>Revised Biography: Bill Lind</w:t>
-      </w:r>
-    </w:p>
-    <w:p>
+    <w:p ns2:paraId="434FC9B1" ns2:textId="6760F335">
       <w:pPr>
         <w:spacing w:before="0" w:beforeAutospacing="off" w:after="0" w:afterAutospacing="off" w:line="300" w:lineRule="auto"/>
       </w:pPr>
@@ -167,7 +21,7 @@
         <w:t>1999 Hall of Fame Inductee – Colorado Springs</w:t>
       </w:r>
     </w:p>
-    <w:p>
+    <w:p ns2:paraId="1C7A48A8" ns2:textId="16A556F4">
       <w:pPr>
         <w:spacing w:before="0" w:beforeAutospacing="off" w:after="0" w:afterAutospacing="off" w:line="300" w:lineRule="auto"/>
         <w:rPr>
@@ -183,7 +37,7 @@
         </w:rPr>
       </w:pPr>
     </w:p>
-    <w:p>
+    <w:p ns2:paraId="175103C1" ns2:textId="59E80598">
       <w:pPr>
         <w:spacing w:before="0" w:beforeAutospacing="off" w:after="0" w:afterAutospacing="off" w:line="300" w:lineRule="auto"/>
         <w:rPr>
@@ -241,7 +95,7 @@
         <w:t xml:space="preserve"> in Greeley, earning a B.A. in 1964 and an M.A. in 1967. His early career included teaching and coaching basketball, baseball, and football.</w:t>
       </w:r>
     </w:p>
-    <w:p>
+    <w:p ns2:paraId="1DEC483F" ns2:textId="37AB6A31">
       <w:pPr>
         <w:spacing w:before="0" w:beforeAutospacing="off" w:after="0" w:afterAutospacing="off" w:line="300" w:lineRule="auto"/>
         <w:rPr>
@@ -383,7 +237,7 @@
         <w:t xml:space="preserve"> years.</w:t>
       </w:r>
     </w:p>
-    <w:p>
+    <w:p ns2:paraId="14AE9F87" ns2:textId="72B22646">
       <w:pPr>
         <w:spacing w:before="0" w:beforeAutospacing="off" w:after="0" w:afterAutospacing="off" w:line="300" w:lineRule="auto"/>
         <w:rPr>
@@ -455,7 +309,7 @@
         <w:t>. In addition to baseball, he officiated both basketball and football for many years.</w:t>
       </w:r>
     </w:p>
-    <w:p>
+    <w:p ns2:paraId="6A6221C1" ns2:textId="2AE225DB">
       <w:pPr>
         <w:spacing w:before="0" w:beforeAutospacing="off" w:after="0" w:afterAutospacing="off" w:line="300" w:lineRule="auto"/>
         <w:rPr>
@@ -485,7 +339,7 @@
         <w:t>Bill deeply valued his time in athletics and cherished the many meaningful experiences he gained across all the sports he served.</w:t>
       </w:r>
     </w:p>
-    <w:p>
+    <w:p ns2:paraId="1474FB4D" ns2:textId="5F0C2372">
       <w:pPr>
         <w:pStyle w:val="BodyText"/>
       </w:pPr>
